--- a/docx/10-acl-seguridad/boletin-U10-inicial-resuelto.docx
+++ b/docx/10-acl-seguridad/boletin-U10-inicial-resuelto.docx
@@ -762,7 +762,7 @@
         <w:t xml:space="preserve">out</w:t>
       </w:r>
       <w:r>
-        <w:t xml:space="preserve">. (Otra opción correcta: en la interfaz que recibe el tráfico de PC1, sentido in.) La estándar se coloca cerca del destino para no filtrar de más en el camino.</w:t>
+        <w:t xml:space="preserve">. La estándar se coloca cerca del destino para no filtrar de más en el camino.</w:t>
       </w:r>
     </w:p>
     <w:p>
